--- a/Bug_word.txt.docx
+++ b/Bug_word.txt.docx
@@ -4,309 +4,344 @@
   <w:body>
     <w:p>
       <w:pPr>
+        <w:pStyle w:val="2"/>
+      </w:pPr>
+      <w:r>
+        <w:t>文档调试记录表</w:t>
+      </w:r>
+      <w:bookmarkStart w:id="0" w:name="_GoBack"/>
+      <w:bookmarkEnd w:id="0"/>
+    </w:p>
+    <w:p>
+      <w:pPr>
+        <w:pStyle w:val="3"/>
+      </w:pPr>
+      <w:r>
+        <w:t>一、硬件调试</w:t>
+      </w:r>
+    </w:p>
+    <w:p>
+      <w:pPr>
         <w:numPr>
           <w:ilvl w:val="0"/>
           <w:numId w:val="1"/>
         </w:numPr>
+        <w:spacing w:before="0" w:beforeAutospacing="1" w:after="0" w:afterAutospacing="1"/>
+        <w:ind w:left="720" w:hanging="360"/>
+      </w:pPr>
+      <w:r>
         <w:rPr>
-          <w:rFonts w:hint="eastAsia"/>
-          <w:lang w:val="en-US" w:eastAsia="zh-CN"/>
+          <w:b/>
         </w:rPr>
+        <w:t>串口调试</w:t>
+      </w:r>
+      <w:r>
+        <w:t>：使用printf发送消息时，若发送失败可能导致乱码，需添加循环确保发送成功。</w:t>
+      </w:r>
+    </w:p>
+    <w:p>
+      <w:pPr>
+        <w:numPr>
+          <w:ilvl w:val="0"/>
+          <w:numId w:val="1"/>
+        </w:numPr>
+        <w:spacing w:before="0" w:beforeAutospacing="1" w:after="0" w:afterAutospacing="1"/>
+        <w:ind w:left="720" w:hanging="360"/>
       </w:pPr>
       <w:r>
         <w:rPr>
-          <w:rFonts w:hint="eastAsia"/>
-          <w:lang w:val="en-US" w:eastAsia="zh-CN"/>
+          <w:b/>
         </w:rPr>
-        <w:t>使用printf，串口消息如果未能发送不成功，会乱码，记得加个循环</w:t>
-      </w:r>
-    </w:p>
-    <w:p>
-      <w:pPr>
-        <w:numPr>
-          <w:ilvl w:val="0"/>
-          <w:numId w:val="1"/>
-        </w:numPr>
+        <w:t>硬件检测</w:t>
+      </w:r>
+      <w:r>
+        <w:t>：需关注硬件内部断线问题。</w:t>
+      </w:r>
+    </w:p>
+    <w:p>
+      <w:pPr>
+        <w:pStyle w:val="3"/>
+      </w:pPr>
+      <w:r>
+        <w:t>二、软件调试</w:t>
+      </w:r>
+    </w:p>
+    <w:p>
+      <w:pPr>
+        <w:pStyle w:val="4"/>
+      </w:pPr>
+      <w:r>
+        <w:t>（一）FreeRTOS相关</w:t>
+      </w:r>
+    </w:p>
+    <w:p>
+      <w:pPr>
+        <w:numPr>
+          <w:ilvl w:val="0"/>
+          <w:numId w:val="2"/>
+        </w:numPr>
+        <w:spacing w:before="0" w:beforeAutospacing="1" w:after="0" w:afterAutospacing="1"/>
+        <w:ind w:left="720" w:hanging="360"/>
+      </w:pPr>
+      <w:r>
+        <w:t>避免多次初始化启动，否则会触发硬件错误。</w:t>
+      </w:r>
+    </w:p>
+    <w:p>
+      <w:pPr>
+        <w:pStyle w:val="4"/>
+      </w:pPr>
+      <w:r>
+        <w:t>（二）中断管理</w:t>
+      </w:r>
+    </w:p>
+    <w:p>
+      <w:pPr>
+        <w:numPr>
+          <w:ilvl w:val="0"/>
+          <w:numId w:val="3"/>
+        </w:numPr>
+        <w:spacing w:before="0" w:beforeAutospacing="1" w:after="0" w:afterAutospacing="1"/>
+        <w:ind w:left="720" w:hanging="360"/>
+      </w:pPr>
+      <w:r>
+        <w:t>中断频率过高或处理时间过长会导致系统持续进入中断，威胁代码安全，可能引发RTOS偶尔正常、偶尔失灵的问题。</w:t>
+      </w:r>
+    </w:p>
+    <w:p>
+      <w:pPr>
+        <w:pStyle w:val="4"/>
+      </w:pPr>
+      <w:r>
+        <w:t>（三）I2C调试</w:t>
+      </w:r>
+    </w:p>
+    <w:p>
+      <w:pPr>
+        <w:numPr>
+          <w:ilvl w:val="0"/>
+          <w:numId w:val="4"/>
+        </w:numPr>
+        <w:spacing w:before="0" w:beforeAutospacing="1" w:after="0" w:afterAutospacing="1"/>
+        <w:ind w:left="720" w:hanging="360"/>
+      </w:pPr>
+      <w:r>
+        <w:t>总线忙碌时，需检测挂载设备是否持续拉低总线。</w:t>
+      </w:r>
+    </w:p>
+    <w:p>
+      <w:pPr>
+        <w:numPr>
+          <w:ilvl w:val="0"/>
+          <w:numId w:val="4"/>
+        </w:numPr>
+        <w:spacing w:before="0" w:beforeAutospacing="1" w:after="0" w:afterAutospacing="1"/>
+        <w:ind w:left="720" w:hanging="360"/>
+      </w:pPr>
+      <w:r>
+        <w:t>使用DMA进行I2C寄存器读写时，若仅传输1个数据，读取MPU6050可能出现卡死（疑似MPU6050发送端问题），需进一步排查。</w:t>
+      </w:r>
+    </w:p>
+    <w:p>
+      <w:pPr>
+        <w:pStyle w:val="4"/>
+      </w:pPr>
+      <w:r>
+        <w:t>（四）HAL库相关</w:t>
+      </w:r>
+    </w:p>
+    <w:p>
+      <w:pPr>
+        <w:numPr>
+          <w:ilvl w:val="0"/>
+          <w:numId w:val="5"/>
+        </w:numPr>
+        <w:spacing w:before="0" w:beforeAutospacing="1" w:after="0" w:afterAutospacing="1"/>
+        <w:ind w:left="720" w:hanging="360"/>
+      </w:pPr>
+      <w:r>
+        <w:t>串口接收：当接收数组长度不为1时，调试阶段可能出现问题，但程序实际可正常接收并进入中断。</w:t>
+      </w:r>
+    </w:p>
+    <w:p>
+      <w:pPr>
+        <w:numPr>
+          <w:ilvl w:val="0"/>
+          <w:numId w:val="5"/>
+        </w:numPr>
+        <w:spacing w:before="0" w:beforeAutospacing="1" w:after="0" w:afterAutospacing="1"/>
+        <w:ind w:left="720" w:hanging="360"/>
+      </w:pPr>
+      <w:r>
+        <w:t>调试问题：使用HAL_UART_Receive_IT(&amp;huart1, (uint8_t *)UART_buf, sizeof(UART_buf))时，若接收缓冲区大于1字节，调试中无法查看中断断点。</w:t>
+      </w:r>
+    </w:p>
+    <w:p>
+      <w:pPr>
+        <w:pStyle w:val="3"/>
+      </w:pPr>
+      <w:r>
+        <w:t>三、系统移植</w:t>
+      </w:r>
+    </w:p>
+    <w:p>
+      <w:pPr>
+        <w:numPr>
+          <w:ilvl w:val="0"/>
+          <w:numId w:val="6"/>
+        </w:numPr>
+        <w:spacing w:before="0" w:beforeAutospacing="1" w:after="0" w:afterAutospacing="1"/>
+        <w:ind w:left="720" w:hanging="360"/>
+      </w:pPr>
+      <w:r>
+        <w:t>FreeRTOS头文件问题需关注，当前尚未解决根本原因。</w:t>
+      </w:r>
+    </w:p>
+    <w:p>
+      <w:pPr>
+        <w:pStyle w:val="3"/>
+      </w:pPr>
+      <w:r>
+        <w:t>四、MCU性能与函数库</w:t>
+      </w:r>
+    </w:p>
+    <w:p>
+      <w:pPr>
+        <w:numPr>
+          <w:ilvl w:val="0"/>
+          <w:numId w:val="7"/>
+        </w:numPr>
+        <w:spacing w:before="0" w:beforeAutospacing="1" w:after="0" w:afterAutospacing="1"/>
+        <w:ind w:left="720" w:hanging="360"/>
+      </w:pPr>
+      <w:r>
+        <w:rPr>
+          <w:b/>
+        </w:rPr>
+        <w:t>性能优化</w:t>
+      </w:r>
+      <w:r>
+        <w:t>：为充分利用性能并保证实时性，MCU应优先处理计算与控制信号量，减少数据传递及延时等待操作。</w:t>
+      </w:r>
+    </w:p>
+    <w:p>
+      <w:pPr>
+        <w:numPr>
+          <w:ilvl w:val="0"/>
+          <w:numId w:val="7"/>
+        </w:numPr>
+        <w:spacing w:before="0" w:beforeAutospacing="1" w:after="0" w:afterAutospacing="1"/>
+        <w:ind w:left="720" w:hanging="360"/>
+      </w:pPr>
+      <w:r>
+        <w:rPr>
+          <w:b/>
+        </w:rPr>
+        <w:t>函数库使用建议</w:t>
+      </w:r>
+      <w:r>
+        <w:t>：优先自行配置外设基本操作，逻辑判断运算可调用他人函数并适当修改，以加深理解、便于调试及自我提升。</w:t>
+      </w:r>
+    </w:p>
+    <w:p>
+      <w:pPr>
+        <w:pStyle w:val="3"/>
+      </w:pPr>
+      <w:r>
+        <w:t>五、平衡小车</w:t>
+      </w:r>
+    </w:p>
+    <w:p>
+      <w:r>
+        <w:rPr>
+          <w:b/>
+        </w:rPr>
+        <w:t>平衡条件</w:t>
+      </w:r>
+      <w:r>
+        <w:t>：</w:t>
+      </w:r>
+    </w:p>
+    <w:p>
+      <w:pPr>
+        <w:numPr>
+          <w:ilvl w:val="0"/>
+          <w:numId w:val="8"/>
+        </w:numPr>
+        <w:spacing w:before="0" w:beforeAutospacing="1" w:after="0" w:afterAutospacing="1"/>
+        <w:ind w:left="720" w:hanging="360"/>
+      </w:pPr>
+      <w:r>
+        <w:t>物理可建模性（理想条件下成立）；</w:t>
+      </w:r>
+    </w:p>
+    <w:p>
+      <w:pPr>
+        <w:numPr>
+          <w:ilvl w:val="0"/>
+          <w:numId w:val="8"/>
+        </w:numPr>
+        <w:spacing w:before="0" w:beforeAutospacing="1" w:after="0" w:afterAutospacing="1"/>
+        <w:ind w:left="720" w:hanging="360"/>
+      </w:pPr>
+      <w:r>
+        <w:t>存在合适控制量且控制区间足够覆盖系统；</w:t>
+      </w:r>
+    </w:p>
+    <w:p>
+      <w:pPr>
+        <w:numPr>
+          <w:ilvl w:val="0"/>
+          <w:numId w:val="8"/>
+        </w:numPr>
+        <w:spacing w:before="0" w:beforeAutospacing="1" w:after="0" w:afterAutospacing="1"/>
+        <w:ind w:left="720" w:hanging="360"/>
+      </w:pPr>
+      <w:r>
+        <w:t>电机选型需具备足够响应速度，以通过PID等控制器实现平衡。</w:t>
+      </w:r>
+    </w:p>
+    <w:p>
+      <w:pPr>
+        <w:pStyle w:val="3"/>
+      </w:pPr>
+      <w:r>
+        <w:t>六、学习计划</w:t>
+      </w:r>
+    </w:p>
+    <w:p>
+      <w:r>
+        <w:t>Cmake、堆栈原理、ESP系统架构、看门狗、任务启动、中断系统。</w:t>
+      </w:r>
+    </w:p>
+    <w:p>
+      <w:pPr>
+        <w:pStyle w:val="3"/>
+      </w:pPr>
+      <w:r>
+        <w:t>七、其他问题</w:t>
+      </w:r>
+    </w:p>
+    <w:p>
+      <w:pPr>
+        <w:numPr>
+          <w:ilvl w:val="0"/>
+          <w:numId w:val="9"/>
+        </w:numPr>
+        <w:spacing w:before="0" w:beforeAutospacing="1" w:after="100" w:afterAutospacing="1"/>
+        <w:ind w:left="720" w:hanging="360"/>
+      </w:pPr>
+      <w:r>
+        <w:t>微软浏览器更新后可能自动删除未备份文件（无通知），曾导致下载System View时核心文件丢失，影响Jlink配置，更换浏览器可解决。</w:t>
+      </w:r>
+    </w:p>
+    <w:p>
+      <w:pPr>
         <w:rPr>
           <w:rFonts w:hint="default"/>
           <w:lang w:val="en-US" w:eastAsia="zh-CN"/>
         </w:rPr>
       </w:pPr>
-      <w:r>
-        <w:rPr>
-          <w:rFonts w:hint="eastAsia"/>
-          <w:lang w:val="en-US" w:eastAsia="zh-CN"/>
-        </w:rPr>
-        <w:t>Freertos：不能初始化启动多次，要不然会报错，进硬件error</w:t>
-      </w:r>
-    </w:p>
-    <w:p>
-      <w:pPr>
-        <w:numPr>
-          <w:ilvl w:val="0"/>
-          <w:numId w:val="1"/>
-        </w:numPr>
-        <w:rPr>
-          <w:rFonts w:hint="default"/>
-          <w:lang w:val="en-US" w:eastAsia="zh-CN"/>
-        </w:rPr>
-      </w:pPr>
-      <w:r>
-        <w:rPr>
-          <w:rFonts w:hint="eastAsia"/>
-          <w:lang w:val="en-US" w:eastAsia="zh-CN"/>
-        </w:rPr>
-        <w:t>不能中断频率太高以及时间太长，要不然会一直进入。并且极大威胁代码安全。会造成rtos偶尔能进，偶然失灵这种情况。</w:t>
-      </w:r>
-    </w:p>
-    <w:p>
-      <w:pPr>
-        <w:numPr>
-          <w:ilvl w:val="0"/>
-          <w:numId w:val="1"/>
-        </w:numPr>
-        <w:rPr>
-          <w:rFonts w:hint="default"/>
-          <w:lang w:val="en-US" w:eastAsia="zh-CN"/>
-        </w:rPr>
-      </w:pPr>
-      <w:r>
-        <w:rPr>
-          <w:rFonts w:hint="eastAsia"/>
-          <w:lang w:val="en-US" w:eastAsia="zh-CN"/>
-        </w:rPr>
-        <w:t>检测硬件，还有那种内断线</w:t>
-      </w:r>
-    </w:p>
-    <w:p>
-      <w:pPr>
-        <w:numPr>
-          <w:ilvl w:val="0"/>
-          <w:numId w:val="1"/>
-        </w:numPr>
-        <w:rPr>
-          <w:rFonts w:hint="default"/>
-          <w:lang w:val="en-US" w:eastAsia="zh-CN"/>
-        </w:rPr>
-      </w:pPr>
-      <w:r>
-        <w:rPr>
-          <w:rFonts w:hint="eastAsia"/>
-          <w:lang w:val="en-US" w:eastAsia="zh-CN"/>
-        </w:rPr>
-        <w:t>Hal库串口接收数组如果数量不是一的话，debug调试会有问题，但是实际上程序可以正常接收，并且进入中断。</w:t>
-      </w:r>
-    </w:p>
-    <w:p>
-      <w:pPr>
-        <w:numPr>
-          <w:ilvl w:val="0"/>
-          <w:numId w:val="1"/>
-        </w:numPr>
-        <w:rPr>
-          <w:rFonts w:hint="default"/>
-          <w:lang w:val="en-US" w:eastAsia="zh-CN"/>
-        </w:rPr>
-      </w:pPr>
-      <w:r>
-        <w:rPr>
-          <w:rFonts w:hint="eastAsia"/>
-          <w:lang w:val="en-US" w:eastAsia="zh-CN"/>
-        </w:rPr>
-        <w:t>I2c，如果发现总线忙碌，可以检测挂载设备会不会一直拉低总线</w:t>
-      </w:r>
-    </w:p>
-    <w:p>
-      <w:pPr>
-        <w:numPr>
-          <w:ilvl w:val="0"/>
-          <w:numId w:val="1"/>
-        </w:numPr>
-        <w:rPr>
-          <w:rFonts w:hint="default"/>
-          <w:lang w:val="en-US" w:eastAsia="zh-CN"/>
-        </w:rPr>
-      </w:pPr>
-      <w:r>
-        <w:rPr>
-          <w:rFonts w:hint="eastAsia"/>
-          <w:lang w:val="en-US" w:eastAsia="zh-CN"/>
-        </w:rPr>
-        <w:t>I2c的dma寄存器写入与读出，只有一个数据的时候，对mpu6050读取数据会卡死，具体可能是mpu6050的发送端卡死？。需要仔细检测</w:t>
-      </w:r>
-    </w:p>
-    <w:p>
-      <w:pPr>
-        <w:numPr>
-          <w:ilvl w:val="0"/>
-          <w:numId w:val="1"/>
-        </w:numPr>
-        <w:rPr>
-          <w:rFonts w:hint="default"/>
-          <w:lang w:val="en-US" w:eastAsia="zh-CN"/>
-        </w:rPr>
-      </w:pPr>
-      <w:r>
-        <w:rPr>
-          <w:rFonts w:hint="eastAsia"/>
-          <w:lang w:val="en-US" w:eastAsia="zh-CN"/>
-        </w:rPr>
-        <w:t>对于mcu来说，如果你希望性能得到充分使用以及实时性有保证，那么你就应该确定的是mcu最好将所有工作都放在计算与控制信号量上，而不是传递数据或者延时等待等等。</w:t>
-      </w:r>
-    </w:p>
-    <w:p>
-      <w:pPr>
-        <w:numPr>
-          <w:ilvl w:val="0"/>
-          <w:numId w:val="1"/>
-        </w:numPr>
-        <w:rPr>
-          <w:rFonts w:hint="default"/>
-          <w:lang w:val="en-US" w:eastAsia="zh-CN"/>
-        </w:rPr>
-      </w:pPr>
-      <w:r>
-        <w:rPr>
-          <w:rFonts w:hint="eastAsia"/>
-          <w:lang w:val="en-US" w:eastAsia="zh-CN"/>
-        </w:rPr>
-        <w:t>对于使用以及有的函数库，以及驱动函数库等等，我相信自己配置好外设这些基本操作，至于，逻辑判断运算等等，可以提供调用其他人的函数计算器，只需要些许修改就可以</w:t>
-      </w:r>
-    </w:p>
-    <w:p>
-      <w:pPr>
-        <w:numPr>
-          <w:ilvl w:val="0"/>
-          <w:numId w:val="1"/>
-        </w:numPr>
-        <w:rPr>
-          <w:rFonts w:hint="default"/>
-          <w:lang w:val="en-US" w:eastAsia="zh-CN"/>
-        </w:rPr>
-      </w:pPr>
-      <w:r>
-        <w:rPr>
-          <w:rFonts w:hint="eastAsia"/>
-          <w:lang w:val="en-US" w:eastAsia="zh-CN"/>
-        </w:rPr>
-        <w:t>这样不仅理解深刻，同时无论是调试还是确保自己得到提升都是比较好的。</w:t>
-      </w:r>
-    </w:p>
-    <w:p>
-      <w:pPr>
-        <w:numPr>
-          <w:ilvl w:val="0"/>
-          <w:numId w:val="1"/>
-        </w:numPr>
-        <w:rPr>
-          <w:rFonts w:hint="default"/>
-          <w:lang w:val="en-US" w:eastAsia="zh-CN"/>
-        </w:rPr>
-      </w:pPr>
-      <w:r>
-        <w:rPr>
-          <w:rFonts w:hint="eastAsia"/>
-          <w:lang w:val="en-US" w:eastAsia="zh-CN"/>
-        </w:rPr>
-        <w:t>关于system的移植，freertos头文件问题需要得到关注，但目前仍然没有解决根本原因</w:t>
-      </w:r>
-    </w:p>
-    <w:p>
-      <w:pPr>
-        <w:numPr>
-          <w:ilvl w:val="0"/>
-          <w:numId w:val="1"/>
-        </w:numPr>
-        <w:rPr>
-          <w:rFonts w:hint="default"/>
-          <w:lang w:val="en-US" w:eastAsia="zh-CN"/>
-        </w:rPr>
-      </w:pPr>
-      <w:r>
-        <w:rPr>
-          <w:rFonts w:hint="eastAsia"/>
-          <w:lang w:val="en-US" w:eastAsia="zh-CN"/>
-        </w:rPr>
-        <w:t>今天遇到一个非常恶心的问题：更新之后的微软浏览器，会自动删除一些它没有备份的文件，并且不会通知我们，这导致我下载system view的时候我的一些核心文件被删除了，导致我五分进入jlink配置，换一个浏览器就好了。</w:t>
-      </w:r>
-    </w:p>
-    <w:p>
-      <w:pPr>
-        <w:numPr>
-          <w:ilvl w:val="0"/>
-          <w:numId w:val="1"/>
-        </w:numPr>
-        <w:rPr>
-          <w:rFonts w:hint="default"/>
-          <w:lang w:val="en-US" w:eastAsia="zh-CN"/>
-        </w:rPr>
-      </w:pPr>
-      <w:r>
-        <w:rPr>
-          <w:rFonts w:hint="eastAsia"/>
-          <w:lang w:val="en-US" w:eastAsia="zh-CN"/>
-        </w:rPr>
-        <w:t>对于平衡小车来说，应该明白，如果能达到平衡应该具有那些条件，目前来说，先明确3点首先物理上存在可建模性，人话就是，比较理想的情况下能成立，第二个，能够找到合适的控制量，同时确保它的控制区间足够控制好该系统，第三个，确保电机选型，它需要有足够的响应速度，这样的话才有可能性能通过pid等控制器，得到平衡。</w:t>
-      </w:r>
-    </w:p>
-    <w:p>
-      <w:pPr>
-        <w:numPr>
-          <w:ilvl w:val="0"/>
-          <w:numId w:val="1"/>
-        </w:numPr>
-        <w:rPr>
-          <w:rFonts w:hint="default"/>
-          <w:lang w:val="en-US" w:eastAsia="zh-CN"/>
-        </w:rPr>
-      </w:pPr>
-      <w:r>
-        <w:rPr>
-          <w:rFonts w:hint="eastAsia"/>
-          <w:lang w:val="en-US" w:eastAsia="zh-CN"/>
-        </w:rPr>
-        <w:t>Cmake学习，堆栈的理解，esp的整体系统架构，看门狗，任务启动，整体中断这些。</w:t>
-      </w:r>
-    </w:p>
-    <w:p>
-      <w:pPr>
-        <w:numPr>
-          <w:ilvl w:val="0"/>
-          <w:numId w:val="1"/>
-        </w:numPr>
-        <w:rPr>
-          <w:rFonts w:hint="eastAsia"/>
-          <w:lang w:val="en-US" w:eastAsia="zh-CN"/>
-        </w:rPr>
-      </w:pPr>
-      <w:r>
-        <w:rPr>
-          <w:rFonts w:hint="eastAsia"/>
-          <w:lang w:val="en-US" w:eastAsia="zh-CN"/>
-        </w:rPr>
-        <w:t>HAL库的bug，debug的时候使用HAL_UART_Receive_IT(&amp;huart1, (uint8_t *)UART_buf, sizeof(UART_buf));</w:t>
-      </w:r>
-    </w:p>
-    <w:p>
-      <w:pPr>
-        <w:numPr>
-          <w:ilvl w:val="0"/>
-          <w:numId w:val="1"/>
-        </w:numPr>
-        <w:rPr>
-          <w:rFonts w:hint="default"/>
-          <w:lang w:val="en-US" w:eastAsia="zh-CN"/>
-        </w:rPr>
-      </w:pPr>
-      <w:r>
-        <w:rPr>
-          <w:rFonts w:hint="eastAsia"/>
-          <w:lang w:val="en-US" w:eastAsia="zh-CN"/>
-        </w:rPr>
-        <w:t>}大于1字节之后debug无法查看中断断点</w:t>
-      </w:r>
-      <w:bookmarkStart w:id="0" w:name="_GoBack"/>
-      <w:bookmarkEnd w:id="0"/>
     </w:p>
     <w:sectPr>
       <w:pgSz w:w="11906" w:h="16838"/>
@@ -321,23 +356,184 @@
 <file path=word/numbering.xml><?xml version="1.0" encoding="utf-8"?>
 <w:numbering xmlns:wpc="http://schemas.microsoft.com/office/word/2010/wordprocessingCanvas" xmlns:mc="http://schemas.openxmlformats.org/markup-compatibility/2006" xmlns:o="urn:schemas-microsoft-com:office:office" xmlns:r="http://schemas.openxmlformats.org/officeDocument/2006/relationships" xmlns:m="http://schemas.openxmlformats.org/officeDocument/2006/math" xmlns:v="urn:schemas-microsoft-com:vml" xmlns:wp14="http://schemas.microsoft.com/office/word/2010/wordprocessingDrawing" xmlns:wp="http://schemas.openxmlformats.org/drawingml/2006/wordprocessingDrawing" xmlns:w10="urn:schemas-microsoft-com:office:word" xmlns:w="http://schemas.openxmlformats.org/wordprocessingml/2006/main" xmlns:w14="http://schemas.microsoft.com/office/word/2010/wordml" xmlns:wpg="http://schemas.microsoft.com/office/word/2010/wordprocessingGroup" xmlns:wpi="http://schemas.microsoft.com/office/word/2010/wordprocessingInk" xmlns:wne="http://schemas.microsoft.com/office/word/2006/wordml" xmlns:wps="http://schemas.microsoft.com/office/word/2010/wordprocessingShape" xmlns:wpsCustomData="http://www.wps.cn/officeDocument/2013/wpsCustomData" mc:Ignorable="w14 wp14">
   <w:abstractNum w:abstractNumId="0">
-    <w:nsid w:val="255861CA"/>
+    <w:nsid w:val="A307D72F"/>
     <w:multiLevelType w:val="singleLevel"/>
-    <w:tmpl w:val="255861CA"/>
+    <w:tmpl w:val="A307D72F"/>
     <w:lvl w:ilvl="0" w:tentative="0">
       <w:start w:val="1"/>
       <w:numFmt w:val="decimal"/>
       <w:lvlText w:val="%1."/>
       <w:lvlJc w:val="left"/>
       <w:pPr>
-        <w:tabs>
-          <w:tab w:val="left" w:pos="312"/>
-        </w:tabs>
-      </w:pPr>
+        <w:ind w:left="720" w:hanging="360"/>
+      </w:pPr>
+      <w:rPr>
+        <w:sz w:val="24"/>
+      </w:rPr>
+    </w:lvl>
+  </w:abstractNum>
+  <w:abstractNum w:abstractNumId="1">
+    <w:nsid w:val="AB09A63B"/>
+    <w:multiLevelType w:val="singleLevel"/>
+    <w:tmpl w:val="AB09A63B"/>
+    <w:lvl w:ilvl="0" w:tentative="0">
+      <w:start w:val="1"/>
+      <w:numFmt w:val="decimal"/>
+      <w:lvlText w:val="%1."/>
+      <w:lvlJc w:val="left"/>
+      <w:pPr>
+        <w:ind w:left="720" w:hanging="360"/>
+      </w:pPr>
+      <w:rPr>
+        <w:sz w:val="24"/>
+      </w:rPr>
+    </w:lvl>
+  </w:abstractNum>
+  <w:abstractNum w:abstractNumId="2">
+    <w:nsid w:val="B21C47FE"/>
+    <w:multiLevelType w:val="singleLevel"/>
+    <w:tmpl w:val="B21C47FE"/>
+    <w:lvl w:ilvl="0" w:tentative="0">
+      <w:start w:val="1"/>
+      <w:numFmt w:val="decimal"/>
+      <w:lvlText w:val="%1."/>
+      <w:lvlJc w:val="left"/>
+      <w:pPr>
+        <w:ind w:left="720" w:hanging="360"/>
+      </w:pPr>
+      <w:rPr>
+        <w:sz w:val="24"/>
+      </w:rPr>
+    </w:lvl>
+  </w:abstractNum>
+  <w:abstractNum w:abstractNumId="3">
+    <w:nsid w:val="C7D7B9ED"/>
+    <w:multiLevelType w:val="singleLevel"/>
+    <w:tmpl w:val="C7D7B9ED"/>
+    <w:lvl w:ilvl="0" w:tentative="0">
+      <w:start w:val="1"/>
+      <w:numFmt w:val="decimal"/>
+      <w:lvlText w:val="%1."/>
+      <w:lvlJc w:val="left"/>
+      <w:pPr>
+        <w:ind w:left="720" w:hanging="360"/>
+      </w:pPr>
+      <w:rPr>
+        <w:sz w:val="24"/>
+      </w:rPr>
+    </w:lvl>
+  </w:abstractNum>
+  <w:abstractNum w:abstractNumId="4">
+    <w:nsid w:val="F0DD10EC"/>
+    <w:multiLevelType w:val="singleLevel"/>
+    <w:tmpl w:val="F0DD10EC"/>
+    <w:lvl w:ilvl="0" w:tentative="0">
+      <w:start w:val="1"/>
+      <w:numFmt w:val="decimal"/>
+      <w:lvlText w:val="%1."/>
+      <w:lvlJc w:val="left"/>
+      <w:pPr>
+        <w:ind w:left="720" w:hanging="360"/>
+      </w:pPr>
+      <w:rPr>
+        <w:sz w:val="24"/>
+      </w:rPr>
+    </w:lvl>
+  </w:abstractNum>
+  <w:abstractNum w:abstractNumId="5">
+    <w:nsid w:val="F7083B47"/>
+    <w:multiLevelType w:val="singleLevel"/>
+    <w:tmpl w:val="F7083B47"/>
+    <w:lvl w:ilvl="0" w:tentative="0">
+      <w:start w:val="1"/>
+      <w:numFmt w:val="decimal"/>
+      <w:lvlText w:val="%1."/>
+      <w:lvlJc w:val="left"/>
+      <w:pPr>
+        <w:ind w:left="720" w:hanging="360"/>
+      </w:pPr>
+      <w:rPr>
+        <w:sz w:val="24"/>
+      </w:rPr>
+    </w:lvl>
+  </w:abstractNum>
+  <w:abstractNum w:abstractNumId="6">
+    <w:nsid w:val="122D5713"/>
+    <w:multiLevelType w:val="singleLevel"/>
+    <w:tmpl w:val="122D5713"/>
+    <w:lvl w:ilvl="0" w:tentative="0">
+      <w:start w:val="1"/>
+      <w:numFmt w:val="decimal"/>
+      <w:lvlText w:val="%1."/>
+      <w:lvlJc w:val="left"/>
+      <w:pPr>
+        <w:ind w:left="720" w:hanging="360"/>
+      </w:pPr>
+      <w:rPr>
+        <w:sz w:val="24"/>
+      </w:rPr>
+    </w:lvl>
+  </w:abstractNum>
+  <w:abstractNum w:abstractNumId="7">
+    <w:nsid w:val="2D9BA6A0"/>
+    <w:multiLevelType w:val="singleLevel"/>
+    <w:tmpl w:val="2D9BA6A0"/>
+    <w:lvl w:ilvl="0" w:tentative="0">
+      <w:start w:val="1"/>
+      <w:numFmt w:val="decimal"/>
+      <w:lvlText w:val="%1."/>
+      <w:lvlJc w:val="left"/>
+      <w:pPr>
+        <w:ind w:left="720" w:hanging="360"/>
+      </w:pPr>
+      <w:rPr>
+        <w:sz w:val="24"/>
+      </w:rPr>
+    </w:lvl>
+  </w:abstractNum>
+  <w:abstractNum w:abstractNumId="8">
+    <w:nsid w:val="5A9DD596"/>
+    <w:multiLevelType w:val="singleLevel"/>
+    <w:tmpl w:val="5A9DD596"/>
+    <w:lvl w:ilvl="0" w:tentative="0">
+      <w:start w:val="1"/>
+      <w:numFmt w:val="decimal"/>
+      <w:lvlText w:val="%1."/>
+      <w:lvlJc w:val="left"/>
+      <w:pPr>
+        <w:ind w:left="720" w:hanging="360"/>
+      </w:pPr>
+      <w:rPr>
+        <w:sz w:val="24"/>
+      </w:rPr>
     </w:lvl>
   </w:abstractNum>
   <w:num w:numId="1">
+    <w:abstractNumId w:val="8"/>
+  </w:num>
+  <w:num w:numId="2">
+    <w:abstractNumId w:val="6"/>
+  </w:num>
+  <w:num w:numId="3">
+    <w:abstractNumId w:val="1"/>
+  </w:num>
+  <w:num w:numId="4">
+    <w:abstractNumId w:val="3"/>
+  </w:num>
+  <w:num w:numId="5">
     <w:abstractNumId w:val="0"/>
+  </w:num>
+  <w:num w:numId="6">
+    <w:abstractNumId w:val="4"/>
+  </w:num>
+  <w:num w:numId="7">
+    <w:abstractNumId w:val="7"/>
+  </w:num>
+  <w:num w:numId="8">
+    <w:abstractNumId w:val="5"/>
+  </w:num>
+  <w:num w:numId="9">
+    <w:abstractNumId w:val="2"/>
   </w:num>
 </w:numbering>
 </file>
@@ -347,7 +543,7 @@
   <w:docDefaults>
     <w:rPrDefault>
       <w:rPr>
-        <w:rFonts w:asciiTheme="minorHAnsi" w:hAnsiTheme="minorHAnsi" w:eastAsiaTheme="minorEastAsia" w:cstheme="minorBidi"/>
+        <w:rFonts w:ascii="Times New Roman" w:hAnsi="Times New Roman" w:eastAsia="宋体" w:cs="Times New Roman"/>
       </w:rPr>
     </w:rPrDefault>
     <w:pPrDefault/>
@@ -618,13 +814,77 @@
       <w:lang w:val="en-US" w:eastAsia="zh-CN" w:bidi="ar-SA"/>
     </w:rPr>
   </w:style>
-  <w:style w:type="character" w:default="1" w:styleId="3">
+  <w:style w:type="paragraph" w:styleId="2">
+    <w:name w:val="heading 1"/>
+    <w:basedOn w:val="1"/>
+    <w:next w:val="1"/>
+    <w:qFormat/>
+    <w:uiPriority w:val="0"/>
+    <w:pPr>
+      <w:spacing w:before="0" w:beforeAutospacing="1" w:after="0" w:afterAutospacing="1"/>
+      <w:jc w:val="left"/>
+    </w:pPr>
+    <w:rPr>
+      <w:rFonts w:hint="eastAsia" w:ascii="宋体" w:hAnsi="宋体" w:eastAsia="宋体" w:cs="宋体"/>
+      <w:b/>
+      <w:bCs/>
+      <w:kern w:val="44"/>
+      <w:sz w:val="48"/>
+      <w:szCs w:val="48"/>
+      <w:lang w:val="en-US" w:eastAsia="zh-CN" w:bidi="ar"/>
+    </w:rPr>
+  </w:style>
+  <w:style w:type="paragraph" w:styleId="3">
+    <w:name w:val="heading 2"/>
+    <w:basedOn w:val="1"/>
+    <w:next w:val="1"/>
+    <w:semiHidden/>
+    <w:unhideWhenUsed/>
+    <w:qFormat/>
+    <w:uiPriority w:val="0"/>
+    <w:pPr>
+      <w:spacing w:before="0" w:beforeAutospacing="1" w:after="0" w:afterAutospacing="1"/>
+      <w:jc w:val="left"/>
+    </w:pPr>
+    <w:rPr>
+      <w:rFonts w:hint="eastAsia" w:ascii="宋体" w:hAnsi="宋体" w:eastAsia="宋体" w:cs="宋体"/>
+      <w:b/>
+      <w:bCs/>
+      <w:kern w:val="0"/>
+      <w:sz w:val="36"/>
+      <w:szCs w:val="36"/>
+      <w:lang w:val="en-US" w:eastAsia="zh-CN" w:bidi="ar"/>
+    </w:rPr>
+  </w:style>
+  <w:style w:type="paragraph" w:styleId="4">
+    <w:name w:val="heading 3"/>
+    <w:basedOn w:val="1"/>
+    <w:next w:val="1"/>
+    <w:semiHidden/>
+    <w:unhideWhenUsed/>
+    <w:qFormat/>
+    <w:uiPriority w:val="0"/>
+    <w:pPr>
+      <w:spacing w:before="0" w:beforeAutospacing="1" w:after="0" w:afterAutospacing="1"/>
+      <w:jc w:val="left"/>
+    </w:pPr>
+    <w:rPr>
+      <w:rFonts w:hint="eastAsia" w:ascii="宋体" w:hAnsi="宋体" w:eastAsia="宋体" w:cs="宋体"/>
+      <w:b/>
+      <w:bCs/>
+      <w:kern w:val="0"/>
+      <w:sz w:val="27"/>
+      <w:szCs w:val="27"/>
+      <w:lang w:val="en-US" w:eastAsia="zh-CN" w:bidi="ar"/>
+    </w:rPr>
+  </w:style>
+  <w:style w:type="character" w:default="1" w:styleId="8">
     <w:name w:val="Default Paragraph Font"/>
     <w:semiHidden/>
     <w:qFormat/>
     <w:uiPriority w:val="0"/>
   </w:style>
-  <w:style w:type="table" w:default="1" w:styleId="2">
+  <w:style w:type="table" w:default="1" w:styleId="7">
     <w:name w:val="Normal Table"/>
     <w:semiHidden/>
     <w:qFormat/>
@@ -637,6 +897,72 @@
         <w:right w:w="108" w:type="dxa"/>
       </w:tblCellMar>
     </w:tblPr>
+  </w:style>
+  <w:style w:type="paragraph" w:styleId="5">
+    <w:name w:val="HTML Preformatted"/>
+    <w:basedOn w:val="1"/>
+    <w:uiPriority w:val="0"/>
+    <w:pPr>
+      <w:tabs>
+        <w:tab w:val="left" w:pos="916"/>
+        <w:tab w:val="left" w:pos="1832"/>
+        <w:tab w:val="left" w:pos="2748"/>
+        <w:tab w:val="left" w:pos="3664"/>
+        <w:tab w:val="left" w:pos="4580"/>
+        <w:tab w:val="left" w:pos="5496"/>
+        <w:tab w:val="left" w:pos="6412"/>
+        <w:tab w:val="left" w:pos="7328"/>
+        <w:tab w:val="left" w:pos="8244"/>
+        <w:tab w:val="left" w:pos="9160"/>
+        <w:tab w:val="left" w:pos="10076"/>
+        <w:tab w:val="left" w:pos="10992"/>
+        <w:tab w:val="left" w:pos="11908"/>
+        <w:tab w:val="left" w:pos="12824"/>
+        <w:tab w:val="left" w:pos="13740"/>
+        <w:tab w:val="left" w:pos="14656"/>
+      </w:tabs>
+      <w:jc w:val="left"/>
+    </w:pPr>
+    <w:rPr>
+      <w:rFonts w:hint="eastAsia" w:ascii="宋体" w:hAnsi="宋体" w:eastAsia="宋体" w:cs="宋体"/>
+      <w:kern w:val="0"/>
+      <w:sz w:val="24"/>
+      <w:szCs w:val="24"/>
+      <w:lang w:val="en-US" w:eastAsia="zh-CN" w:bidi="ar"/>
+    </w:rPr>
+  </w:style>
+  <w:style w:type="paragraph" w:styleId="6">
+    <w:name w:val="Normal (Web)"/>
+    <w:basedOn w:val="1"/>
+    <w:uiPriority w:val="0"/>
+    <w:pPr>
+      <w:spacing w:before="0" w:beforeAutospacing="1" w:after="0" w:afterAutospacing="1"/>
+      <w:ind w:left="0" w:right="0"/>
+      <w:jc w:val="left"/>
+    </w:pPr>
+    <w:rPr>
+      <w:kern w:val="0"/>
+      <w:sz w:val="24"/>
+      <w:lang w:val="en-US" w:eastAsia="zh-CN" w:bidi="ar"/>
+    </w:rPr>
+  </w:style>
+  <w:style w:type="character" w:styleId="9">
+    <w:name w:val="Strong"/>
+    <w:basedOn w:val="8"/>
+    <w:qFormat/>
+    <w:uiPriority w:val="0"/>
+    <w:rPr>
+      <w:b/>
+    </w:rPr>
+  </w:style>
+  <w:style w:type="character" w:styleId="10">
+    <w:name w:val="HTML Code"/>
+    <w:basedOn w:val="8"/>
+    <w:uiPriority w:val="0"/>
+    <w:rPr>
+      <w:rFonts w:ascii="Courier New" w:hAnsi="Courier New"/>
+      <w:sz w:val="20"/>
+    </w:rPr>
   </w:style>
 </w:styles>
 </file>

--- a/Bug_word.txt.docx
+++ b/Bug_word.txt.docx
@@ -9,257 +9,965 @@
       <w:r>
         <w:t>文档调试记录表</w:t>
       </w:r>
+    </w:p>
+    <w:p>
+      <w:pPr>
+        <w:pStyle w:val="3"/>
+      </w:pPr>
+      <w:r>
+        <w:t>一、硬件调试</w:t>
+      </w:r>
+    </w:p>
+    <w:p>
+      <w:pPr>
+        <w:numPr>
+          <w:ilvl w:val="0"/>
+          <w:numId w:val="1"/>
+        </w:numPr>
+        <w:spacing w:before="0" w:beforeAutospacing="1" w:after="0" w:afterAutospacing="1"/>
+        <w:ind w:left="720" w:hanging="360"/>
+      </w:pPr>
+      <w:r>
+        <w:rPr>
+          <w:b/>
+        </w:rPr>
+        <w:t>串口调试</w:t>
+      </w:r>
+      <w:r>
+        <w:t>：使用printf发送消息时，若发送失败可能导致乱码，需添加循环确保发送成功。</w:t>
+      </w:r>
+    </w:p>
+    <w:p>
+      <w:pPr>
+        <w:numPr>
+          <w:ilvl w:val="0"/>
+          <w:numId w:val="1"/>
+        </w:numPr>
+        <w:spacing w:before="0" w:beforeAutospacing="1" w:after="0" w:afterAutospacing="1"/>
+        <w:ind w:left="720" w:hanging="360"/>
+        <w:rPr>
+          <w:rFonts w:hint="default" w:eastAsiaTheme="minorEastAsia"/>
+          <w:lang w:val="en-US" w:eastAsia="zh-CN"/>
+        </w:rPr>
+      </w:pPr>
+      <w:r>
+        <w:rPr>
+          <w:b/>
+        </w:rPr>
+        <w:t>硬件检测</w:t>
+      </w:r>
+      <w:r>
+        <w:t>：硬件内部断线问题。</w:t>
+      </w:r>
+    </w:p>
+    <w:p>
+      <w:pPr>
+        <w:numPr>
+          <w:numId w:val="0"/>
+        </w:numPr>
+        <w:spacing w:before="0" w:beforeAutospacing="1" w:after="0" w:afterAutospacing="1"/>
+        <w:ind w:left="360" w:leftChars="0"/>
+        <w:rPr>
+          <w:rFonts w:hint="eastAsia"/>
+          <w:lang w:val="en-US" w:eastAsia="zh-CN"/>
+        </w:rPr>
+      </w:pPr>
+      <w:r>
+        <w:rPr>
+          <w:rFonts w:hint="eastAsia"/>
+          <w:lang w:val="en-US" w:eastAsia="zh-CN"/>
+        </w:rPr>
+        <w:t>具体情况：使用can总线控制云台电机的时候经常控制失灵，之后不经意碰到can线之后，通讯恢复，一开始认为是不是导线受到电磁干扰，增加屏蔽线之后，仍然出现，最后换导线过程发现，导线表皮是好的，但是内部导线已经断了。</w:t>
+      </w:r>
+    </w:p>
+    <w:p>
+      <w:pPr>
+        <w:numPr>
+          <w:numId w:val="0"/>
+        </w:numPr>
+        <w:spacing w:before="0" w:beforeAutospacing="1" w:after="0" w:afterAutospacing="1"/>
+        <w:ind w:left="360" w:leftChars="0"/>
+        <w:rPr>
+          <w:rFonts w:hint="default"/>
+          <w:lang w:val="en-US" w:eastAsia="zh-CN"/>
+        </w:rPr>
+      </w:pPr>
+      <w:r>
+        <w:rPr>
+          <w:rFonts w:hint="eastAsia"/>
+          <w:lang w:val="en-US" w:eastAsia="zh-CN"/>
+        </w:rPr>
+        <w:t>整改方法：换导线。</w:t>
+      </w:r>
+    </w:p>
+    <w:p>
+      <w:pPr>
+        <w:pStyle w:val="3"/>
+      </w:pPr>
+      <w:r>
+        <w:t>二、软件调试</w:t>
+      </w:r>
+    </w:p>
+    <w:p>
+      <w:pPr>
+        <w:pStyle w:val="4"/>
+      </w:pPr>
+      <w:r>
+        <w:t>（一）FreeRTOS相关</w:t>
+      </w:r>
+    </w:p>
+    <w:p>
+      <w:pPr>
+        <w:numPr>
+          <w:ilvl w:val="0"/>
+          <w:numId w:val="2"/>
+        </w:numPr>
+        <w:spacing w:before="0" w:beforeAutospacing="1" w:after="0" w:afterAutospacing="1"/>
+        <w:ind w:left="720" w:hanging="360"/>
+      </w:pPr>
+      <w:r>
+        <w:t>避免多次初始化启动，否则会触发硬件错误。</w:t>
+      </w:r>
+      <w:r>
+        <w:rPr>
+          <w:rFonts w:hint="eastAsia"/>
+          <w:lang w:eastAsia="zh-CN"/>
+        </w:rPr>
+        <w:t>（</w:t>
+      </w:r>
+      <w:r>
+        <w:rPr>
+          <w:rFonts w:hint="eastAsia"/>
+          <w:lang w:val="en-US" w:eastAsia="zh-CN"/>
+        </w:rPr>
+        <w:t>keil5</w:t>
+      </w:r>
+      <w:r>
+        <w:rPr>
+          <w:rFonts w:hint="eastAsia"/>
+          <w:lang w:eastAsia="zh-CN"/>
+        </w:rPr>
+        <w:t>）（</w:t>
+      </w:r>
+      <w:r>
+        <w:rPr>
+          <w:rFonts w:hint="eastAsia"/>
+          <w:lang w:val="en-US" w:eastAsia="zh-CN"/>
+        </w:rPr>
+        <w:t>stm32</w:t>
+      </w:r>
+      <w:r>
+        <w:rPr>
+          <w:rFonts w:hint="eastAsia"/>
+          <w:lang w:eastAsia="zh-CN"/>
+        </w:rPr>
+        <w:t>）（</w:t>
+      </w:r>
+      <w:r>
+        <w:rPr>
+          <w:rFonts w:hint="eastAsia"/>
+          <w:lang w:val="en-US" w:eastAsia="zh-CN"/>
+        </w:rPr>
+        <w:t>cubemx</w:t>
+      </w:r>
+      <w:r>
+        <w:rPr>
+          <w:rFonts w:hint="eastAsia"/>
+          <w:lang w:eastAsia="zh-CN"/>
+        </w:rPr>
+        <w:t>）（</w:t>
+      </w:r>
+      <w:r>
+        <w:rPr>
+          <w:rFonts w:hint="eastAsia"/>
+          <w:lang w:val="en-US" w:eastAsia="zh-CN"/>
+        </w:rPr>
+        <w:t>freertos</w:t>
+      </w:r>
+      <w:r>
+        <w:rPr>
+          <w:rFonts w:hint="eastAsia"/>
+          <w:lang w:eastAsia="zh-CN"/>
+        </w:rPr>
+        <w:t>）</w:t>
+      </w:r>
+    </w:p>
+    <w:p>
+      <w:pPr>
+        <w:numPr>
+          <w:numId w:val="0"/>
+        </w:numPr>
+        <w:spacing w:before="0" w:beforeAutospacing="1" w:after="0" w:afterAutospacing="1"/>
+        <w:ind w:left="360" w:leftChars="0"/>
+        <w:rPr>
+          <w:rFonts w:hint="eastAsia"/>
+          <w:lang w:val="en-US" w:eastAsia="zh-CN"/>
+        </w:rPr>
+      </w:pPr>
+      <w:r>
+        <w:rPr>
+          <w:rFonts w:hint="eastAsia"/>
+          <w:lang w:val="en-US" w:eastAsia="zh-CN"/>
+        </w:rPr>
+        <w:t>具体现象：连续两次进行freertos的初始化，进入了stm的硬件错误中断</w:t>
+      </w:r>
+    </w:p>
+    <w:p>
+      <w:pPr>
+        <w:numPr>
+          <w:numId w:val="0"/>
+        </w:numPr>
+        <w:spacing w:before="0" w:beforeAutospacing="1" w:after="0" w:afterAutospacing="1"/>
+        <w:ind w:left="360" w:leftChars="0"/>
+        <w:rPr>
+          <w:rFonts w:hint="default"/>
+          <w:lang w:val="en-US" w:eastAsia="zh-CN"/>
+        </w:rPr>
+      </w:pPr>
+      <w:r>
+        <w:rPr>
+          <w:rFonts w:hint="eastAsia"/>
+          <w:lang w:val="en-US" w:eastAsia="zh-CN"/>
+        </w:rPr>
+        <w:t>整改方法：修改了第二处的初始化。</w:t>
+      </w:r>
+    </w:p>
+    <w:p>
+      <w:pPr>
+        <w:pStyle w:val="4"/>
+      </w:pPr>
+      <w:r>
+        <w:t>（二）中断管理</w:t>
+      </w:r>
+    </w:p>
+    <w:p>
+      <w:pPr>
+        <w:numPr>
+          <w:ilvl w:val="0"/>
+          <w:numId w:val="3"/>
+        </w:numPr>
+        <w:spacing w:before="0" w:beforeAutospacing="1" w:after="0" w:afterAutospacing="1"/>
+        <w:ind w:left="720" w:hanging="360"/>
+      </w:pPr>
+      <w:r>
+        <w:t>中断频率过高或处理时间过长会导致系统持续进入中断，威胁代码安全，可能引发RTOS</w:t>
+      </w:r>
+      <w:r>
+        <w:rPr>
+          <w:rFonts w:hint="eastAsia"/>
+          <w:lang w:val="en-US" w:eastAsia="zh-CN"/>
+        </w:rPr>
+        <w:t>错误</w:t>
+      </w:r>
+      <w:r>
+        <w:rPr>
+          <w:rFonts w:hint="eastAsia"/>
+          <w:lang w:eastAsia="zh-CN"/>
+        </w:rPr>
+        <w:t>（</w:t>
+      </w:r>
+      <w:r>
+        <w:rPr>
+          <w:rFonts w:hint="eastAsia"/>
+          <w:lang w:val="en-US" w:eastAsia="zh-CN"/>
+        </w:rPr>
+        <w:t>keil5</w:t>
+      </w:r>
+      <w:r>
+        <w:rPr>
+          <w:rFonts w:hint="eastAsia"/>
+          <w:lang w:eastAsia="zh-CN"/>
+        </w:rPr>
+        <w:t>）</w:t>
+      </w:r>
+      <w:r>
+        <w:rPr>
+          <w:rFonts w:hint="eastAsia"/>
+          <w:lang w:val="en-US" w:eastAsia="zh-CN"/>
+        </w:rPr>
+        <w:t>（stm32）（freertos）</w:t>
+      </w:r>
+    </w:p>
+    <w:p>
+      <w:pPr>
+        <w:widowControl w:val="0"/>
+        <w:numPr>
+          <w:numId w:val="0"/>
+        </w:numPr>
+        <w:spacing w:before="0" w:beforeAutospacing="1" w:after="0" w:afterAutospacing="1"/>
+        <w:jc w:val="both"/>
+        <w:rPr>
+          <w:rFonts w:hint="eastAsia"/>
+          <w:lang w:val="en-US" w:eastAsia="zh-CN"/>
+        </w:rPr>
+      </w:pPr>
+      <w:r>
+        <w:rPr>
+          <w:rFonts w:hint="eastAsia"/>
+          <w:lang w:val="en-US" w:eastAsia="zh-CN"/>
+        </w:rPr>
+        <w:t>具体现象，当时在中断里面加入了一个耗时的数据处理函数，导致进入了freertos的断言报错</w:t>
+      </w:r>
+    </w:p>
+    <w:p>
+      <w:pPr>
+        <w:widowControl w:val="0"/>
+        <w:numPr>
+          <w:numId w:val="0"/>
+        </w:numPr>
+        <w:spacing w:before="0" w:beforeAutospacing="1" w:after="0" w:afterAutospacing="1"/>
+        <w:jc w:val="both"/>
+        <w:rPr>
+          <w:rFonts w:hint="default"/>
+          <w:lang w:val="en-US" w:eastAsia="zh-CN"/>
+        </w:rPr>
+      </w:pPr>
+      <w:r>
+        <w:rPr>
+          <w:rFonts w:hint="eastAsia"/>
+          <w:lang w:val="en-US" w:eastAsia="zh-CN"/>
+        </w:rPr>
+        <w:t>整改方法：避免在中断中加入长耗时操作，中断中主要负责传递相关信号标志等等。</w:t>
+      </w:r>
+    </w:p>
+    <w:p>
+      <w:pPr>
+        <w:pStyle w:val="4"/>
+      </w:pPr>
+      <w:r>
+        <w:t>（三）I2C调试</w:t>
+      </w:r>
+    </w:p>
+    <w:p>
+      <w:pPr>
+        <w:numPr>
+          <w:ilvl w:val="0"/>
+          <w:numId w:val="4"/>
+        </w:numPr>
+        <w:spacing w:before="0" w:beforeAutospacing="1" w:after="0" w:afterAutospacing="1"/>
+        <w:ind w:left="720" w:hanging="360"/>
+        <w:rPr>
+          <w:rFonts w:hint="eastAsia" w:eastAsiaTheme="minorEastAsia"/>
+          <w:lang w:val="en-US" w:eastAsia="zh-CN"/>
+        </w:rPr>
+      </w:pPr>
+      <w:r>
+        <w:t>总线忙碌时，需检测挂载设备是否持续拉低总线。</w:t>
+      </w:r>
+      <w:r>
+        <w:rPr>
+          <w:rFonts w:hint="eastAsia"/>
+          <w:lang w:eastAsia="zh-CN"/>
+        </w:rPr>
+        <w:t>（</w:t>
+      </w:r>
+      <w:r>
+        <w:rPr>
+          <w:rFonts w:hint="eastAsia"/>
+          <w:lang w:val="en-US" w:eastAsia="zh-CN"/>
+        </w:rPr>
+        <w:t>keil5</w:t>
+      </w:r>
+      <w:r>
+        <w:rPr>
+          <w:rFonts w:hint="eastAsia"/>
+          <w:lang w:eastAsia="zh-CN"/>
+        </w:rPr>
+        <w:t>）（</w:t>
+      </w:r>
+      <w:r>
+        <w:rPr>
+          <w:rFonts w:hint="eastAsia"/>
+          <w:lang w:val="en-US" w:eastAsia="zh-CN"/>
+        </w:rPr>
+        <w:t>stm32</w:t>
+      </w:r>
+      <w:r>
+        <w:rPr>
+          <w:rFonts w:hint="eastAsia"/>
+          <w:lang w:eastAsia="zh-CN"/>
+        </w:rPr>
+        <w:t>）</w:t>
+      </w:r>
+    </w:p>
+    <w:p>
+      <w:pPr>
+        <w:widowControl w:val="0"/>
+        <w:numPr>
+          <w:numId w:val="0"/>
+        </w:numPr>
+        <w:spacing w:before="0" w:beforeAutospacing="1" w:after="0" w:afterAutospacing="1"/>
+        <w:jc w:val="both"/>
+        <w:rPr>
+          <w:rFonts w:hint="eastAsia"/>
+          <w:lang w:val="en-US" w:eastAsia="zh-CN"/>
+        </w:rPr>
+      </w:pPr>
+      <w:r>
+        <w:rPr>
+          <w:rFonts w:hint="eastAsia"/>
+          <w:lang w:val="en-US" w:eastAsia="zh-CN"/>
+        </w:rPr>
+        <w:t>具体现象：程序异常导致从设备一直拉低SCL总线，调试stm32的i2c寄存器的时候一直显示busy。</w:t>
+      </w:r>
+    </w:p>
+    <w:p>
+      <w:pPr>
+        <w:widowControl w:val="0"/>
+        <w:numPr>
+          <w:numId w:val="0"/>
+        </w:numPr>
+        <w:spacing w:before="0" w:beforeAutospacing="1" w:after="0" w:afterAutospacing="1"/>
+        <w:jc w:val="both"/>
+        <w:rPr>
+          <w:rFonts w:hint="default"/>
+          <w:lang w:val="en-US" w:eastAsia="zh-CN"/>
+        </w:rPr>
+      </w:pPr>
+    </w:p>
+    <w:p>
+      <w:pPr>
+        <w:widowControl w:val="0"/>
+        <w:numPr>
+          <w:numId w:val="0"/>
+        </w:numPr>
+        <w:spacing w:before="0" w:beforeAutospacing="1" w:after="0" w:afterAutospacing="1"/>
+        <w:jc w:val="both"/>
+        <w:rPr>
+          <w:rFonts w:hint="default"/>
+          <w:lang w:val="en-US" w:eastAsia="zh-CN"/>
+        </w:rPr>
+      </w:pPr>
+      <w:r>
+        <w:rPr>
+          <w:rFonts w:hint="eastAsia"/>
+          <w:lang w:val="en-US" w:eastAsia="zh-CN"/>
+        </w:rPr>
+        <w:t>整改方法：优化程序，加入总线卡死回调，及时检查硬件问题。</w:t>
+      </w:r>
+    </w:p>
+    <w:p>
+      <w:pPr>
+        <w:numPr>
+          <w:ilvl w:val="0"/>
+          <w:numId w:val="4"/>
+        </w:numPr>
+        <w:spacing w:before="0" w:beforeAutospacing="1" w:after="0" w:afterAutospacing="1"/>
+        <w:ind w:left="720" w:hanging="360"/>
+      </w:pPr>
+      <w:r>
+        <w:t>使用DMA进行I2C寄存器读写时，若仅传输1个数据，读取MPU6050可能出现卡死（疑似MPU6050发送端问题），需进一步排查。</w:t>
+      </w:r>
+      <w:r>
+        <w:rPr>
+          <w:rFonts w:hint="eastAsia"/>
+          <w:lang w:eastAsia="zh-CN"/>
+        </w:rPr>
+        <w:t>（</w:t>
+      </w:r>
+      <w:r>
+        <w:rPr>
+          <w:rFonts w:hint="eastAsia"/>
+          <w:lang w:val="en-US" w:eastAsia="zh-CN"/>
+        </w:rPr>
+        <w:t>未解决</w:t>
+      </w:r>
+      <w:r>
+        <w:rPr>
+          <w:rFonts w:hint="eastAsia"/>
+          <w:lang w:eastAsia="zh-CN"/>
+        </w:rPr>
+        <w:t>）（</w:t>
+      </w:r>
+      <w:r>
+        <w:rPr>
+          <w:rFonts w:hint="eastAsia"/>
+          <w:lang w:val="en-US" w:eastAsia="zh-CN"/>
+        </w:rPr>
+        <w:t>keil5</w:t>
+      </w:r>
+      <w:r>
+        <w:rPr>
+          <w:rFonts w:hint="eastAsia"/>
+          <w:lang w:eastAsia="zh-CN"/>
+        </w:rPr>
+        <w:t>）（</w:t>
+      </w:r>
+      <w:r>
+        <w:rPr>
+          <w:rFonts w:hint="eastAsia"/>
+          <w:lang w:val="en-US" w:eastAsia="zh-CN"/>
+        </w:rPr>
+        <w:t>stm32</w:t>
+      </w:r>
+      <w:r>
+        <w:rPr>
+          <w:rFonts w:hint="eastAsia"/>
+          <w:lang w:eastAsia="zh-CN"/>
+        </w:rPr>
+        <w:t>）（</w:t>
+      </w:r>
+      <w:r>
+        <w:rPr>
+          <w:rFonts w:hint="eastAsia"/>
+          <w:lang w:val="en-US" w:eastAsia="zh-CN"/>
+        </w:rPr>
+        <w:t>mpu6500</w:t>
+      </w:r>
+      <w:r>
+        <w:rPr>
+          <w:rFonts w:hint="eastAsia"/>
+          <w:lang w:eastAsia="zh-CN"/>
+        </w:rPr>
+        <w:t>）</w:t>
+      </w:r>
+    </w:p>
+    <w:p>
+      <w:pPr>
+        <w:widowControl w:val="0"/>
+        <w:numPr>
+          <w:numId w:val="0"/>
+        </w:numPr>
+        <w:spacing w:before="0" w:beforeAutospacing="1" w:after="0" w:afterAutospacing="1"/>
+        <w:jc w:val="both"/>
+        <w:rPr>
+          <w:rFonts w:hint="default"/>
+          <w:lang w:val="en-US" w:eastAsia="zh-CN"/>
+        </w:rPr>
+      </w:pPr>
+      <w:r>
+        <w:rPr>
+          <w:rFonts w:hint="eastAsia"/>
+          <w:lang w:val="en-US" w:eastAsia="zh-CN"/>
+        </w:rPr>
+        <w:t>具体现象，使用stm32的hal函数的dma传输i2c数据时，发送一个字节的时候会报错，但是发送两个以上就可以了，通过逻辑分析仪检查时发现，i2c主机通讯结束之前不会发送接收成功的ack，怀疑可能是hal问题。</w:t>
+      </w:r>
+    </w:p>
+    <w:p>
+      <w:pPr>
+        <w:pStyle w:val="4"/>
+        <w:rPr>
+          <w:rFonts w:hint="default" w:eastAsia="宋体"/>
+          <w:lang w:val="en-US" w:eastAsia="zh-CN"/>
+        </w:rPr>
+      </w:pPr>
+      <w:r>
+        <w:t>（四）</w:t>
+      </w:r>
+      <w:r>
+        <w:rPr>
+          <w:rFonts w:hint="eastAsia"/>
+          <w:lang w:val="en-US" w:eastAsia="zh-CN"/>
+        </w:rPr>
+        <w:t>串口调试</w:t>
+      </w:r>
+    </w:p>
+    <w:p>
+      <w:pPr>
+        <w:numPr>
+          <w:ilvl w:val="0"/>
+          <w:numId w:val="5"/>
+        </w:numPr>
+        <w:spacing w:before="0" w:beforeAutospacing="1" w:after="0" w:afterAutospacing="1"/>
+        <w:ind w:left="720" w:hanging="360"/>
+      </w:pPr>
+      <w:r>
+        <w:t>串口接收：当接收数组长度不为1时，调试阶段可能出现问题，但程序实际可正常接收并进入中断。</w:t>
+      </w:r>
+      <w:r>
+        <w:rPr>
+          <w:rFonts w:hint="eastAsia"/>
+          <w:lang w:eastAsia="zh-CN"/>
+        </w:rPr>
+        <w:t>（</w:t>
+      </w:r>
+      <w:r>
+        <w:rPr>
+          <w:rFonts w:hint="eastAsia"/>
+          <w:lang w:val="en-US" w:eastAsia="zh-CN"/>
+        </w:rPr>
+        <w:t>keil5</w:t>
+      </w:r>
+      <w:r>
+        <w:rPr>
+          <w:rFonts w:hint="eastAsia"/>
+          <w:lang w:eastAsia="zh-CN"/>
+        </w:rPr>
+        <w:t>）（</w:t>
+      </w:r>
+      <w:r>
+        <w:rPr>
+          <w:rFonts w:hint="eastAsia"/>
+          <w:lang w:val="en-US" w:eastAsia="zh-CN"/>
+        </w:rPr>
+        <w:t>stm32</w:t>
+      </w:r>
+      <w:r>
+        <w:rPr>
+          <w:rFonts w:hint="eastAsia"/>
+          <w:lang w:eastAsia="zh-CN"/>
+        </w:rPr>
+        <w:t>）</w:t>
+      </w:r>
+    </w:p>
+    <w:p>
+      <w:pPr>
+        <w:numPr>
+          <w:numId w:val="0"/>
+        </w:numPr>
+        <w:spacing w:before="0" w:beforeAutospacing="1" w:after="0" w:afterAutospacing="1"/>
+        <w:ind w:left="360" w:leftChars="0"/>
+        <w:rPr>
+          <w:rFonts w:hint="default"/>
+          <w:lang w:val="en-US"/>
+        </w:rPr>
+      </w:pPr>
+      <w:r>
+        <w:rPr>
+          <w:rFonts w:hint="eastAsia"/>
+          <w:lang w:val="en-US" w:eastAsia="zh-CN"/>
+        </w:rPr>
+        <w:t>具体现象：在调用</w:t>
+      </w:r>
+      <w:r>
+        <w:t>HAL_UART_Receive_IT(&amp;huart1, (uint8_t *)UART_buf, sizeof(UART_buf))时，若接收缓冲区大于1字节，调试中无法查看中断断点。</w:t>
+      </w:r>
+      <w:r>
+        <w:rPr>
+          <w:rFonts w:hint="eastAsia"/>
+          <w:lang w:val="en-US" w:eastAsia="zh-CN"/>
+        </w:rPr>
+        <w:t>但是实际上是进入了中断的，数据也是正常接收的，怀疑是keil自身的问题（未解决）</w:t>
+      </w:r>
+    </w:p>
+    <w:p>
+      <w:pPr>
+        <w:pStyle w:val="4"/>
+        <w:numPr>
+          <w:ilvl w:val="0"/>
+          <w:numId w:val="6"/>
+        </w:numPr>
+        <w:rPr>
+          <w:rFonts w:hint="default"/>
+          <w:lang w:val="en-US" w:eastAsia="zh-CN"/>
+        </w:rPr>
+      </w:pPr>
+      <w:r>
+        <w:rPr>
+          <w:rFonts w:hint="eastAsia"/>
+          <w:lang w:val="en-US" w:eastAsia="zh-CN"/>
+        </w:rPr>
+        <w:t>SPI调试</w:t>
+      </w:r>
       <w:bookmarkStart w:id="0" w:name="_GoBack"/>
       <w:bookmarkEnd w:id="0"/>
     </w:p>
     <w:p>
       <w:pPr>
-        <w:pStyle w:val="3"/>
-      </w:pPr>
-      <w:r>
-        <w:t>一、硬件调试</w:t>
-      </w:r>
-    </w:p>
-    <w:p>
-      <w:pPr>
-        <w:numPr>
-          <w:ilvl w:val="0"/>
-          <w:numId w:val="1"/>
-        </w:numPr>
-        <w:spacing w:before="0" w:beforeAutospacing="1" w:after="0" w:afterAutospacing="1"/>
-        <w:ind w:left="720" w:hanging="360"/>
-      </w:pPr>
-      <w:r>
-        <w:rPr>
-          <w:b/>
-        </w:rPr>
-        <w:t>串口调试</w:t>
-      </w:r>
-      <w:r>
-        <w:t>：使用printf发送消息时，若发送失败可能导致乱码，需添加循环确保发送成功。</w:t>
-      </w:r>
-    </w:p>
-    <w:p>
-      <w:pPr>
-        <w:numPr>
-          <w:ilvl w:val="0"/>
-          <w:numId w:val="1"/>
-        </w:numPr>
-        <w:spacing w:before="0" w:beforeAutospacing="1" w:after="0" w:afterAutospacing="1"/>
-        <w:ind w:left="720" w:hanging="360"/>
-      </w:pPr>
-      <w:r>
-        <w:rPr>
-          <w:b/>
-        </w:rPr>
-        <w:t>硬件检测</w:t>
-      </w:r>
-      <w:r>
-        <w:t>：需关注硬件内部断线问题。</w:t>
-      </w:r>
-    </w:p>
-    <w:p>
-      <w:pPr>
-        <w:pStyle w:val="3"/>
-      </w:pPr>
-      <w:r>
-        <w:t>二、软件调试</w:t>
-      </w:r>
-    </w:p>
-    <w:p>
-      <w:pPr>
-        <w:pStyle w:val="4"/>
-      </w:pPr>
-      <w:r>
-        <w:t>（一）FreeRTOS相关</w:t>
-      </w:r>
-    </w:p>
-    <w:p>
-      <w:pPr>
-        <w:numPr>
-          <w:ilvl w:val="0"/>
-          <w:numId w:val="2"/>
-        </w:numPr>
-        <w:spacing w:before="0" w:beforeAutospacing="1" w:after="0" w:afterAutospacing="1"/>
-        <w:ind w:left="720" w:hanging="360"/>
-      </w:pPr>
-      <w:r>
-        <w:t>避免多次初始化启动，否则会触发硬件错误。</w:t>
-      </w:r>
-    </w:p>
-    <w:p>
-      <w:pPr>
-        <w:pStyle w:val="4"/>
-      </w:pPr>
-      <w:r>
-        <w:t>（二）中断管理</w:t>
-      </w:r>
-    </w:p>
-    <w:p>
-      <w:pPr>
-        <w:numPr>
-          <w:ilvl w:val="0"/>
-          <w:numId w:val="3"/>
-        </w:numPr>
-        <w:spacing w:before="0" w:beforeAutospacing="1" w:after="0" w:afterAutospacing="1"/>
-        <w:ind w:left="720" w:hanging="360"/>
-      </w:pPr>
-      <w:r>
-        <w:t>中断频率过高或处理时间过长会导致系统持续进入中断，威胁代码安全，可能引发RTOS偶尔正常、偶尔失灵的问题。</w:t>
-      </w:r>
-    </w:p>
-    <w:p>
-      <w:pPr>
-        <w:pStyle w:val="4"/>
-      </w:pPr>
-      <w:r>
-        <w:t>（三）I2C调试</w:t>
-      </w:r>
-    </w:p>
-    <w:p>
-      <w:pPr>
-        <w:numPr>
-          <w:ilvl w:val="0"/>
-          <w:numId w:val="4"/>
-        </w:numPr>
-        <w:spacing w:before="0" w:beforeAutospacing="1" w:after="0" w:afterAutospacing="1"/>
-        <w:ind w:left="720" w:hanging="360"/>
-      </w:pPr>
-      <w:r>
-        <w:t>总线忙碌时，需检测挂载设备是否持续拉低总线。</w:t>
-      </w:r>
-    </w:p>
-    <w:p>
-      <w:pPr>
-        <w:numPr>
-          <w:ilvl w:val="0"/>
-          <w:numId w:val="4"/>
-        </w:numPr>
-        <w:spacing w:before="0" w:beforeAutospacing="1" w:after="0" w:afterAutospacing="1"/>
-        <w:ind w:left="720" w:hanging="360"/>
-      </w:pPr>
-      <w:r>
-        <w:t>使用DMA进行I2C寄存器读写时，若仅传输1个数据，读取MPU6050可能出现卡死（疑似MPU6050发送端问题），需进一步排查。</w:t>
-      </w:r>
-    </w:p>
-    <w:p>
-      <w:pPr>
-        <w:pStyle w:val="4"/>
-      </w:pPr>
-      <w:r>
-        <w:t>（四）HAL库相关</w:t>
-      </w:r>
-    </w:p>
-    <w:p>
-      <w:pPr>
-        <w:numPr>
-          <w:ilvl w:val="0"/>
-          <w:numId w:val="5"/>
-        </w:numPr>
-        <w:spacing w:before="0" w:beforeAutospacing="1" w:after="0" w:afterAutospacing="1"/>
-        <w:ind w:left="720" w:hanging="360"/>
-      </w:pPr>
-      <w:r>
-        <w:t>串口接收：当接收数组长度不为1时，调试阶段可能出现问题，但程序实际可正常接收并进入中断。</w:t>
-      </w:r>
-    </w:p>
-    <w:p>
-      <w:pPr>
-        <w:numPr>
-          <w:ilvl w:val="0"/>
-          <w:numId w:val="5"/>
-        </w:numPr>
-        <w:spacing w:before="0" w:beforeAutospacing="1" w:after="0" w:afterAutospacing="1"/>
-        <w:ind w:left="720" w:hanging="360"/>
-      </w:pPr>
-      <w:r>
-        <w:t>调试问题：使用HAL_UART_Receive_IT(&amp;huart1, (uint8_t *)UART_buf, sizeof(UART_buf))时，若接收缓冲区大于1字节，调试中无法查看中断断点。</w:t>
-      </w:r>
-    </w:p>
-    <w:p>
-      <w:pPr>
-        <w:pStyle w:val="3"/>
-      </w:pPr>
-      <w:r>
-        <w:t>三、系统移植</w:t>
-      </w:r>
-    </w:p>
-    <w:p>
-      <w:pPr>
-        <w:numPr>
-          <w:ilvl w:val="0"/>
-          <w:numId w:val="6"/>
-        </w:numPr>
-        <w:spacing w:before="0" w:beforeAutospacing="1" w:after="0" w:afterAutospacing="1"/>
-        <w:ind w:left="720" w:hanging="360"/>
-      </w:pPr>
-      <w:r>
-        <w:t>FreeRTOS头文件问题需关注，当前尚未解决根本原因。</w:t>
-      </w:r>
-    </w:p>
-    <w:p>
-      <w:pPr>
-        <w:pStyle w:val="3"/>
-      </w:pPr>
-      <w:r>
-        <w:t>四、MCU性能与函数库</w:t>
-      </w:r>
-    </w:p>
-    <w:p>
-      <w:pPr>
         <w:numPr>
           <w:ilvl w:val="0"/>
           <w:numId w:val="7"/>
         </w:numPr>
-        <w:spacing w:before="0" w:beforeAutospacing="1" w:after="0" w:afterAutospacing="1"/>
-        <w:ind w:left="720" w:hanging="360"/>
-      </w:pPr>
-      <w:r>
-        <w:rPr>
-          <w:b/>
-        </w:rPr>
-        <w:t>性能优化</w:t>
-      </w:r>
-      <w:r>
-        <w:t>：为充分利用性能并保证实时性，MCU应优先处理计算与控制信号量，减少数据传递及延时等待操作。</w:t>
-      </w:r>
-    </w:p>
-    <w:p>
-      <w:pPr>
-        <w:numPr>
-          <w:ilvl w:val="0"/>
-          <w:numId w:val="7"/>
-        </w:numPr>
-        <w:spacing w:before="0" w:beforeAutospacing="1" w:after="0" w:afterAutospacing="1"/>
-        <w:ind w:left="720" w:hanging="360"/>
-      </w:pPr>
-      <w:r>
-        <w:rPr>
-          <w:b/>
-        </w:rPr>
-        <w:t>函数库使用建议</w:t>
-      </w:r>
-      <w:r>
-        <w:t>：优先自行配置外设基本操作，逻辑判断运算可调用他人函数并适当修改，以加深理解、便于调试及自我提升。</w:t>
-      </w:r>
+        <w:rPr>
+          <w:rFonts w:hint="eastAsia"/>
+          <w:lang w:eastAsia="zh-CN"/>
+        </w:rPr>
+      </w:pPr>
+      <w:r>
+        <w:rPr>
+          <w:rFonts w:hint="eastAsia"/>
+          <w:lang w:val="en-US" w:eastAsia="zh-CN"/>
+        </w:rPr>
+        <w:t>使用spi读取mpu6500不能正确读取数据</w:t>
+      </w:r>
+      <w:r>
+        <w:rPr>
+          <w:rFonts w:hint="eastAsia"/>
+          <w:lang w:eastAsia="zh-CN"/>
+        </w:rPr>
+        <w:t>（</w:t>
+      </w:r>
+      <w:r>
+        <w:rPr>
+          <w:rFonts w:hint="eastAsia"/>
+          <w:lang w:val="en-US" w:eastAsia="zh-CN"/>
+        </w:rPr>
+        <w:t>keil5</w:t>
+      </w:r>
+      <w:r>
+        <w:rPr>
+          <w:rFonts w:hint="eastAsia"/>
+          <w:lang w:eastAsia="zh-CN"/>
+        </w:rPr>
+        <w:t>）（</w:t>
+      </w:r>
+      <w:r>
+        <w:rPr>
+          <w:rFonts w:hint="eastAsia"/>
+          <w:lang w:val="en-US" w:eastAsia="zh-CN"/>
+        </w:rPr>
+        <w:t>stm32</w:t>
+      </w:r>
+      <w:r>
+        <w:rPr>
+          <w:rFonts w:hint="eastAsia"/>
+          <w:lang w:eastAsia="zh-CN"/>
+        </w:rPr>
+        <w:t>）（</w:t>
+      </w:r>
+      <w:r>
+        <w:rPr>
+          <w:rFonts w:hint="eastAsia"/>
+          <w:lang w:val="en-US" w:eastAsia="zh-CN"/>
+        </w:rPr>
+        <w:t>mpu6500</w:t>
+      </w:r>
+      <w:r>
+        <w:rPr>
+          <w:rFonts w:hint="eastAsia"/>
+          <w:lang w:eastAsia="zh-CN"/>
+        </w:rPr>
+        <w:t>）</w:t>
+      </w:r>
+    </w:p>
+    <w:p>
+      <w:pPr>
+        <w:widowControl w:val="0"/>
+        <w:numPr>
+          <w:numId w:val="0"/>
+        </w:numPr>
+        <w:jc w:val="both"/>
+        <w:rPr>
+          <w:rFonts w:hint="eastAsia"/>
+          <w:lang w:val="en-US" w:eastAsia="zh-CN"/>
+        </w:rPr>
+      </w:pPr>
+    </w:p>
+    <w:p>
+      <w:pPr>
+        <w:widowControl w:val="0"/>
+        <w:numPr>
+          <w:numId w:val="0"/>
+        </w:numPr>
+        <w:jc w:val="both"/>
+        <w:rPr>
+          <w:rFonts w:hint="eastAsia"/>
+          <w:lang w:val="en-US" w:eastAsia="zh-CN"/>
+        </w:rPr>
+      </w:pPr>
+      <w:r>
+        <w:rPr>
+          <w:rFonts w:hint="eastAsia"/>
+          <w:lang w:val="en-US" w:eastAsia="zh-CN"/>
+        </w:rPr>
+        <w:t>具体现象：进行    mpu_write_byte(MPU_PWR_MGMT1_REG, 0x80);  // 触发硬件复位，直接读取设备id与加速度等等信息发现读取的数据都出问题了，尽管可以读取。</w:t>
+      </w:r>
+    </w:p>
+    <w:p>
+      <w:pPr>
+        <w:widowControl w:val="0"/>
+        <w:numPr>
+          <w:numId w:val="0"/>
+        </w:numPr>
+        <w:jc w:val="both"/>
+        <w:rPr>
+          <w:rFonts w:hint="eastAsia"/>
+          <w:lang w:val="en-US" w:eastAsia="zh-CN"/>
+        </w:rPr>
+      </w:pPr>
+    </w:p>
+    <w:p>
+      <w:pPr>
+        <w:widowControl w:val="0"/>
+        <w:numPr>
+          <w:numId w:val="0"/>
+        </w:numPr>
+        <w:jc w:val="both"/>
+        <w:rPr>
+          <w:rFonts w:hint="eastAsia"/>
+          <w:lang w:val="en-US" w:eastAsia="zh-CN"/>
+        </w:rPr>
+      </w:pPr>
+      <w:r>
+        <w:rPr>
+          <w:rFonts w:hint="eastAsia"/>
+          <w:lang w:val="en-US" w:eastAsia="zh-CN"/>
+        </w:rPr>
+        <w:t>整改方法：初始化有问题，需要增加初始化步骤    // 2. 解除休眠</w:t>
+      </w:r>
+    </w:p>
+    <w:p>
+      <w:pPr>
+        <w:widowControl w:val="0"/>
+        <w:numPr>
+          <w:numId w:val="0"/>
+        </w:numPr>
+        <w:jc w:val="both"/>
+        <w:rPr>
+          <w:rFonts w:hint="eastAsia"/>
+          <w:lang w:val="en-US" w:eastAsia="zh-CN"/>
+        </w:rPr>
+      </w:pPr>
+      <w:r>
+        <w:rPr>
+          <w:rFonts w:hint="eastAsia"/>
+          <w:lang w:val="en-US" w:eastAsia="zh-CN"/>
+        </w:rPr>
+        <w:t xml:space="preserve">    mpu_write_byte(MPU_PWR_MGMT1_REG, 0x00);  // 退出低功耗模式</w:t>
+      </w:r>
+    </w:p>
+    <w:p>
+      <w:pPr>
+        <w:widowControl w:val="0"/>
+        <w:numPr>
+          <w:numId w:val="0"/>
+        </w:numPr>
+        <w:jc w:val="both"/>
+        <w:rPr>
+          <w:rFonts w:hint="eastAsia"/>
+          <w:lang w:val="en-US" w:eastAsia="zh-CN"/>
+        </w:rPr>
+      </w:pPr>
+      <w:r>
+        <w:rPr>
+          <w:rFonts w:hint="eastAsia"/>
+          <w:lang w:val="en-US" w:eastAsia="zh-CN"/>
+        </w:rPr>
+        <w:t xml:space="preserve">    mpu_delay(100);</w:t>
+      </w:r>
+    </w:p>
+    <w:p>
+      <w:pPr>
+        <w:widowControl w:val="0"/>
+        <w:numPr>
+          <w:numId w:val="0"/>
+        </w:numPr>
+        <w:jc w:val="both"/>
+        <w:rPr>
+          <w:rFonts w:hint="eastAsia"/>
+          <w:lang w:val="en-US" w:eastAsia="zh-CN"/>
+        </w:rPr>
+      </w:pPr>
+      <w:r>
+        <w:rPr>
+          <w:rFonts w:hint="eastAsia"/>
+          <w:lang w:val="en-US" w:eastAsia="zh-CN"/>
+        </w:rPr>
+        <w:t xml:space="preserve">    </w:t>
+      </w:r>
+    </w:p>
+    <w:p>
+      <w:pPr>
+        <w:widowControl w:val="0"/>
+        <w:numPr>
+          <w:numId w:val="0"/>
+        </w:numPr>
+        <w:jc w:val="both"/>
+        <w:rPr>
+          <w:rFonts w:hint="eastAsia"/>
+          <w:lang w:val="en-US" w:eastAsia="zh-CN"/>
+        </w:rPr>
+      </w:pPr>
+      <w:r>
+        <w:rPr>
+          <w:rFonts w:hint="eastAsia"/>
+          <w:lang w:val="en-US" w:eastAsia="zh-CN"/>
+        </w:rPr>
+        <w:t xml:space="preserve">    // 3. 配置SPI通信</w:t>
+      </w:r>
+    </w:p>
+    <w:p>
+      <w:pPr>
+        <w:widowControl w:val="0"/>
+        <w:numPr>
+          <w:numId w:val="0"/>
+        </w:numPr>
+        <w:ind w:firstLine="420"/>
+        <w:jc w:val="both"/>
+        <w:rPr>
+          <w:rFonts w:hint="eastAsia"/>
+          <w:lang w:val="en-US" w:eastAsia="zh-CN"/>
+        </w:rPr>
+      </w:pPr>
+      <w:r>
+        <w:rPr>
+          <w:rFonts w:hint="eastAsia"/>
+          <w:lang w:val="en-US" w:eastAsia="zh-CN"/>
+        </w:rPr>
+        <w:t>mpu_write_byte(MPU_USER_CTRL_REG, 0x11);  // 启用SPI模式</w:t>
+      </w:r>
+    </w:p>
+    <w:p>
+      <w:pPr>
+        <w:widowControl w:val="0"/>
+        <w:numPr>
+          <w:numId w:val="0"/>
+        </w:numPr>
+        <w:ind w:firstLine="420"/>
+        <w:jc w:val="both"/>
+        <w:rPr>
+          <w:rFonts w:hint="default"/>
+          <w:lang w:val="en-US" w:eastAsia="zh-CN"/>
+        </w:rPr>
+      </w:pPr>
+      <w:r>
+        <w:rPr>
+          <w:rFonts w:hint="eastAsia"/>
+          <w:lang w:val="en-US" w:eastAsia="zh-CN"/>
+        </w:rPr>
+        <w:t>主要是需要开启这个spi模式，读取官方资料之后发现，这玩意有两种模式，还有i2C模式</w:t>
+      </w:r>
+    </w:p>
+    <w:p>
+      <w:pPr>
+        <w:rPr>
+          <w:rFonts w:hint="default"/>
+          <w:lang w:val="en-US" w:eastAsia="zh-CN"/>
+        </w:rPr>
+      </w:pPr>
     </w:p>
     <w:p>
       <w:pPr>
         <w:pStyle w:val="3"/>
-      </w:pPr>
-      <w:r>
-        <w:t>五、平衡小车</w:t>
-      </w:r>
-    </w:p>
-    <w:p>
-      <w:r>
-        <w:rPr>
-          <w:b/>
-        </w:rPr>
-        <w:t>平衡条件</w:t>
-      </w:r>
-      <w:r>
-        <w:t>：</w:t>
+        <w:rPr>
+          <w:rFonts w:hint="eastAsia"/>
+          <w:lang w:val="en-US" w:eastAsia="zh-CN"/>
+        </w:rPr>
+      </w:pPr>
+    </w:p>
+    <w:p>
+      <w:pPr>
+        <w:pStyle w:val="3"/>
+        <w:rPr>
+          <w:rFonts w:hint="eastAsia"/>
+          <w:lang w:val="en-US" w:eastAsia="zh-CN"/>
+        </w:rPr>
+      </w:pPr>
+    </w:p>
+    <w:p>
+      <w:pPr>
+        <w:pStyle w:val="3"/>
+        <w:rPr>
+          <w:rFonts w:hint="default" w:eastAsia="宋体"/>
+          <w:lang w:val="en-US" w:eastAsia="zh-CN"/>
+        </w:rPr>
+      </w:pPr>
+      <w:r>
+        <w:rPr>
+          <w:rFonts w:hint="eastAsia"/>
+          <w:lang w:val="en-US" w:eastAsia="zh-CN"/>
+        </w:rPr>
+        <w:t>三</w:t>
+      </w:r>
+      <w:r>
+        <w:t>、</w:t>
+      </w:r>
+      <w:r>
+        <w:rPr>
+          <w:rFonts w:hint="eastAsia"/>
+          <w:lang w:val="en-US" w:eastAsia="zh-CN"/>
+        </w:rPr>
+        <w:t>一些个人理解</w:t>
       </w:r>
     </w:p>
     <w:p>
@@ -272,7 +980,23 @@
         <w:ind w:left="720" w:hanging="360"/>
       </w:pPr>
       <w:r>
-        <w:t>物理可建模性（理想条件下成立）；</w:t>
+        <w:rPr>
+          <w:b/>
+        </w:rPr>
+        <w:t>性能优化</w:t>
+      </w:r>
+      <w:r>
+        <w:t>：为充分利用性能并保证实时性，</w:t>
+      </w:r>
+      <w:r>
+        <w:rPr>
+          <w:rFonts w:hint="eastAsia"/>
+          <w:lang w:val="en-US" w:eastAsia="zh-CN"/>
+        </w:rPr>
+        <w:t>cpu</w:t>
+      </w:r>
+      <w:r>
+        <w:t>应优先处理计算与控制信号量，减少数据传递及延时等待操作。</w:t>
       </w:r>
     </w:p>
     <w:p>
@@ -285,41 +1009,43 @@
         <w:ind w:left="720" w:hanging="360"/>
       </w:pPr>
       <w:r>
-        <w:t>存在合适控制量且控制区间足够覆盖系统；</w:t>
-      </w:r>
-    </w:p>
-    <w:p>
-      <w:pPr>
-        <w:numPr>
-          <w:ilvl w:val="0"/>
-          <w:numId w:val="8"/>
-        </w:numPr>
-        <w:spacing w:before="0" w:beforeAutospacing="1" w:after="0" w:afterAutospacing="1"/>
-        <w:ind w:left="720" w:hanging="360"/>
-      </w:pPr>
-      <w:r>
-        <w:t>电机选型需具备足够响应速度，以通过PID等控制器实现平衡。</w:t>
+        <w:rPr>
+          <w:b/>
+        </w:rPr>
+        <w:t>函数库使用建议</w:t>
+      </w:r>
+      <w:r>
+        <w:t>：优先自行配置外设基本操作，逻辑判断运算可调用他人函数并适当修改，以加深理解、便于调试及自我提升。</w:t>
       </w:r>
     </w:p>
     <w:p>
       <w:pPr>
         <w:pStyle w:val="3"/>
-      </w:pPr>
-      <w:r>
-        <w:t>六、学习计划</w:t>
-      </w:r>
-    </w:p>
-    <w:p>
-      <w:r>
-        <w:t>Cmake、堆栈原理、ESP系统架构、看门狗、任务启动、中断系统。</w:t>
-      </w:r>
-    </w:p>
-    <w:p>
-      <w:pPr>
-        <w:pStyle w:val="3"/>
-      </w:pPr>
-      <w:r>
-        <w:t>七、其他问题</w:t>
+        <w:rPr>
+          <w:rFonts w:hint="default" w:eastAsia="宋体"/>
+          <w:lang w:val="en-US" w:eastAsia="zh-CN"/>
+        </w:rPr>
+      </w:pPr>
+      <w:r>
+        <w:t>五、平衡小车</w:t>
+      </w:r>
+      <w:r>
+        <w:rPr>
+          <w:rFonts w:hint="eastAsia"/>
+          <w:lang w:val="en-US" w:eastAsia="zh-CN"/>
+        </w:rPr>
+        <w:t>项目复盘</w:t>
+      </w:r>
+    </w:p>
+    <w:p>
+      <w:r>
+        <w:rPr>
+          <w:b/>
+        </w:rPr>
+        <w:t>平衡条件</w:t>
+      </w:r>
+      <w:r>
+        <w:t>：</w:t>
       </w:r>
     </w:p>
     <w:p>
@@ -328,6 +1054,53 @@
           <w:ilvl w:val="0"/>
           <w:numId w:val="9"/>
         </w:numPr>
+        <w:spacing w:before="0" w:beforeAutospacing="1" w:after="0" w:afterAutospacing="1"/>
+        <w:ind w:left="720" w:hanging="360"/>
+      </w:pPr>
+      <w:r>
+        <w:t>物理可建模性（理想条件下成立）；</w:t>
+      </w:r>
+    </w:p>
+    <w:p>
+      <w:pPr>
+        <w:numPr>
+          <w:ilvl w:val="0"/>
+          <w:numId w:val="9"/>
+        </w:numPr>
+        <w:spacing w:before="0" w:beforeAutospacing="1" w:after="0" w:afterAutospacing="1"/>
+        <w:ind w:left="720" w:hanging="360"/>
+      </w:pPr>
+      <w:r>
+        <w:t>存在合适控制量且控制区间足够覆盖系统；</w:t>
+      </w:r>
+    </w:p>
+    <w:p>
+      <w:pPr>
+        <w:numPr>
+          <w:ilvl w:val="0"/>
+          <w:numId w:val="9"/>
+        </w:numPr>
+        <w:spacing w:before="0" w:beforeAutospacing="1" w:after="0" w:afterAutospacing="1"/>
+        <w:ind w:left="720" w:hanging="360"/>
+      </w:pPr>
+      <w:r>
+        <w:t>电机选型需具备足够响应速度，以通过PID等控制器实现平衡。。</w:t>
+      </w:r>
+    </w:p>
+    <w:p>
+      <w:pPr>
+        <w:pStyle w:val="3"/>
+      </w:pPr>
+      <w:r>
+        <w:t>七、其他问题</w:t>
+      </w:r>
+    </w:p>
+    <w:p>
+      <w:pPr>
+        <w:numPr>
+          <w:ilvl w:val="0"/>
+          <w:numId w:val="10"/>
+        </w:numPr>
         <w:spacing w:before="0" w:beforeAutospacing="1" w:after="100" w:afterAutospacing="1"/>
         <w:ind w:left="720" w:hanging="360"/>
       </w:pPr>
@@ -337,11 +1110,65 @@
     </w:p>
     <w:p>
       <w:pPr>
+        <w:widowControl w:val="0"/>
+        <w:numPr>
+          <w:numId w:val="0"/>
+        </w:numPr>
+        <w:spacing w:before="0" w:beforeAutospacing="1" w:after="100" w:afterAutospacing="1"/>
+        <w:jc w:val="both"/>
+        <w:rPr>
+          <w:rFonts w:hint="eastAsia"/>
+          <w:lang w:val="en-US" w:eastAsia="zh-CN"/>
+        </w:rPr>
+      </w:pPr>
+      <w:r>
+        <w:rPr>
+          <w:rFonts w:hint="eastAsia"/>
+          <w:lang w:val="en-US" w:eastAsia="zh-CN"/>
+        </w:rPr>
+        <w:t>修改：真正的原因不是少了部分文件的原因，而是在</w:t>
+      </w:r>
+      <w:r>
+        <w:t>下载System View</w:t>
+      </w:r>
+      <w:r>
+        <w:rPr>
+          <w:rFonts w:hint="eastAsia"/>
+          <w:lang w:val="en-US" w:eastAsia="zh-CN"/>
+        </w:rPr>
+        <w:t>时候，由于我已经下载了jlink以及相关驱动。所以没有重新下载，但是</w:t>
+      </w:r>
+      <w:r>
+        <w:t>System Vie</w:t>
+      </w:r>
+      <w:r>
+        <w:rPr>
+          <w:rFonts w:hint="eastAsia"/>
+          <w:lang w:val="en-US" w:eastAsia="zh-CN"/>
+        </w:rPr>
+        <w:t>w使用的时候它的默认相关路径和我的不一样。导致无法使用jlink连接去查看freertos的使用情况。</w:t>
+      </w:r>
+    </w:p>
+    <w:p>
+      <w:pPr>
+        <w:widowControl w:val="0"/>
+        <w:numPr>
+          <w:numId w:val="0"/>
+        </w:numPr>
+        <w:spacing w:before="0" w:beforeAutospacing="1" w:after="100" w:afterAutospacing="1"/>
+        <w:jc w:val="both"/>
         <w:rPr>
           <w:rFonts w:hint="default"/>
           <w:lang w:val="en-US" w:eastAsia="zh-CN"/>
         </w:rPr>
       </w:pPr>
+      <w:r>
+        <w:rPr>
+          <w:rFonts w:hint="eastAsia"/>
+          <w:lang w:val="en-US" w:eastAsia="zh-CN"/>
+        </w:rPr>
+        <w:t>解决方法：重新下载jink以及配套驱动即可。</w:t>
+      </w:r>
     </w:p>
     <w:sectPr>
       <w:pgSz w:w="11906" w:h="16838"/>
@@ -424,23 +1251,6 @@
     </w:lvl>
   </w:abstractNum>
   <w:abstractNum w:abstractNumId="4">
-    <w:nsid w:val="F0DD10EC"/>
-    <w:multiLevelType w:val="singleLevel"/>
-    <w:tmpl w:val="F0DD10EC"/>
-    <w:lvl w:ilvl="0" w:tentative="0">
-      <w:start w:val="1"/>
-      <w:numFmt w:val="decimal"/>
-      <w:lvlText w:val="%1."/>
-      <w:lvlJc w:val="left"/>
-      <w:pPr>
-        <w:ind w:left="720" w:hanging="360"/>
-      </w:pPr>
-      <w:rPr>
-        <w:sz w:val="24"/>
-      </w:rPr>
-    </w:lvl>
-  </w:abstractNum>
-  <w:abstractNum w:abstractNumId="5">
     <w:nsid w:val="F7083B47"/>
     <w:multiLevelType w:val="singleLevel"/>
     <w:tmpl w:val="F7083B47"/>
@@ -457,7 +1267,7 @@
       </w:rPr>
     </w:lvl>
   </w:abstractNum>
-  <w:abstractNum w:abstractNumId="6">
+  <w:abstractNum w:abstractNumId="5">
     <w:nsid w:val="122D5713"/>
     <w:multiLevelType w:val="singleLevel"/>
     <w:tmpl w:val="122D5713"/>
@@ -471,6 +1281,21 @@
       </w:pPr>
       <w:rPr>
         <w:sz w:val="24"/>
+      </w:rPr>
+    </w:lvl>
+  </w:abstractNum>
+  <w:abstractNum w:abstractNumId="6">
+    <w:nsid w:val="12FCED2D"/>
+    <w:multiLevelType w:val="singleLevel"/>
+    <w:tmpl w:val="12FCED2D"/>
+    <w:lvl w:ilvl="0" w:tentative="0">
+      <w:start w:val="5"/>
+      <w:numFmt w:val="chineseCounting"/>
+      <w:suff w:val="nothing"/>
+      <w:lvlText w:val="（%1）"/>
+      <w:lvlJc w:val="left"/>
+      <w:rPr>
+        <w:rFonts w:hint="eastAsia"/>
       </w:rPr>
     </w:lvl>
   </w:abstractNum>
@@ -492,6 +1317,22 @@
     </w:lvl>
   </w:abstractNum>
   <w:abstractNum w:abstractNumId="8">
+    <w:nsid w:val="5295630D"/>
+    <w:multiLevelType w:val="singleLevel"/>
+    <w:tmpl w:val="5295630D"/>
+    <w:lvl w:ilvl="0" w:tentative="0">
+      <w:start w:val="1"/>
+      <w:numFmt w:val="decimal"/>
+      <w:lvlText w:val="%1."/>
+      <w:lvlJc w:val="left"/>
+      <w:pPr>
+        <w:tabs>
+          <w:tab w:val="left" w:pos="312"/>
+        </w:tabs>
+      </w:pPr>
+    </w:lvl>
+  </w:abstractNum>
+  <w:abstractNum w:abstractNumId="9">
     <w:nsid w:val="5A9DD596"/>
     <w:multiLevelType w:val="singleLevel"/>
     <w:tmpl w:val="5A9DD596"/>
@@ -509,10 +1350,10 @@
     </w:lvl>
   </w:abstractNum>
   <w:num w:numId="1">
-    <w:abstractNumId w:val="8"/>
+    <w:abstractNumId w:val="9"/>
   </w:num>
   <w:num w:numId="2">
-    <w:abstractNumId w:val="6"/>
+    <w:abstractNumId w:val="5"/>
   </w:num>
   <w:num w:numId="3">
     <w:abstractNumId w:val="1"/>
@@ -524,15 +1365,18 @@
     <w:abstractNumId w:val="0"/>
   </w:num>
   <w:num w:numId="6">
+    <w:abstractNumId w:val="6"/>
+  </w:num>
+  <w:num w:numId="7">
+    <w:abstractNumId w:val="8"/>
+  </w:num>
+  <w:num w:numId="8">
+    <w:abstractNumId w:val="7"/>
+  </w:num>
+  <w:num w:numId="9">
     <w:abstractNumId w:val="4"/>
   </w:num>
-  <w:num w:numId="7">
-    <w:abstractNumId w:val="7"/>
-  </w:num>
-  <w:num w:numId="8">
-    <w:abstractNumId w:val="5"/>
-  </w:num>
-  <w:num w:numId="9">
+  <w:num w:numId="10">
     <w:abstractNumId w:val="2"/>
   </w:num>
 </w:numbering>
